--- a/frontend/templates/Revision-Unit-7-Evolve-6-Essay-A5.docx
+++ b/frontend/templates/Revision-Unit-7-Evolve-6-Essay-A5.docx
@@ -4,19 +4,42 @@
   <w:body>
     <w:p>
       <w:r>
-        <w:t>EVOLVE 6 · UNIT 7 · ESSAY · about 250 words</w:t>
+        <w:t>EVOLVE 6 · UNIT 7 · ESSAY · choose ONE topic</w:t>
       </w:r>
     </w:p>
     <w:p>
       <w:r>
-        <w:t>Name: __________________________  Group: ______</w:t>
-        <w:br/>
-        <w:t>Date: ______________</w:t>
+        <w:t>Name: _______________________ Group: _____ Date: __________</w:t>
       </w:r>
     </w:p>
     <w:p>
       <w:r>
-        <w:t>Write an essay of about 250 words: Our roots influence us, but they do not define us. To what extent do you agree? Discuss the roles of upbringing, inherited background and personal choice. Consider a contrasting perspective and reach a reasoned conclusion. You may use general or invented examples; personal family disclosure is not required. Do not copy task sentences or the reading preview.</w:t>
+        <w:t>Topic selected (1–4): _____</w:t>
+      </w:r>
+    </w:p>
+    <w:p>
+      <w:r>
+        <w:t>Choose ONE topic. Write about 250 words (recommended range: 225–275). Consider both perspectives, support your ideas with examples and give a reasoned conclusion. Use your own words. Do not use AI or copy task sentences or the reading preview. General or invented examples are welcome; personal disclosure is not required.</w:t>
+      </w:r>
+    </w:p>
+    <w:p>
+      <w:r>
+        <w:t>1. Our roots influence who we are, but they should not determine who we become. To what extent do you agree?</w:t>
+      </w:r>
+    </w:p>
+    <w:p>
+      <w:r>
+        <w:t>2. The benefits of DNA ancestry testing outweigh the risks to personal privacy. Discuss both perspectives.</w:t>
+      </w:r>
+    </w:p>
+    <w:p>
+      <w:r>
+        <w:t>3. Traditions must change in order to survive. To what extent do you agree?</w:t>
+      </w:r>
+    </w:p>
+    <w:p>
+      <w:r>
+        <w:t>4. A sense of belonging depends more on shared experiences than on biological ancestry. Discuss both perspectives.</w:t>
       </w:r>
     </w:p>
     <w:p>
@@ -100,86 +123,6 @@
       </w:r>
     </w:p>
     <w:p>
-      <w:pPr>
-        <w:spacing w:after="0" w:line="320" w:lineRule="exact"/>
-      </w:pPr>
-      <w:r>
-        <w:t>_________________________________________________________________</w:t>
-      </w:r>
-    </w:p>
-    <w:p>
-      <w:pPr>
-        <w:spacing w:after="0" w:line="320" w:lineRule="exact"/>
-      </w:pPr>
-      <w:r>
-        <w:t>_________________________________________________________________</w:t>
-      </w:r>
-    </w:p>
-    <w:p>
-      <w:pPr>
-        <w:spacing w:after="0" w:line="320" w:lineRule="exact"/>
-      </w:pPr>
-      <w:r>
-        <w:t>_________________________________________________________________</w:t>
-      </w:r>
-    </w:p>
-    <w:p>
-      <w:pPr>
-        <w:spacing w:after="0" w:line="320" w:lineRule="exact"/>
-      </w:pPr>
-      <w:r>
-        <w:t>_________________________________________________________________</w:t>
-      </w:r>
-    </w:p>
-    <w:p>
-      <w:pPr>
-        <w:spacing w:after="0" w:line="320" w:lineRule="exact"/>
-      </w:pPr>
-      <w:r>
-        <w:t>_________________________________________________________________</w:t>
-      </w:r>
-    </w:p>
-    <w:p>
-      <w:pPr>
-        <w:spacing w:after="0" w:line="320" w:lineRule="exact"/>
-      </w:pPr>
-      <w:r>
-        <w:t>_________________________________________________________________</w:t>
-      </w:r>
-    </w:p>
-    <w:p>
-      <w:pPr>
-        <w:spacing w:after="0" w:line="320" w:lineRule="exact"/>
-      </w:pPr>
-      <w:r>
-        <w:t>_________________________________________________________________</w:t>
-      </w:r>
-    </w:p>
-    <w:p>
-      <w:pPr>
-        <w:spacing w:after="0" w:line="320" w:lineRule="exact"/>
-      </w:pPr>
-      <w:r>
-        <w:t>_________________________________________________________________</w:t>
-      </w:r>
-    </w:p>
-    <w:p>
-      <w:pPr>
-        <w:spacing w:after="0" w:line="320" w:lineRule="exact"/>
-      </w:pPr>
-      <w:r>
-        <w:t>_________________________________________________________________</w:t>
-      </w:r>
-    </w:p>
-    <w:p>
-      <w:pPr>
-        <w:spacing w:after="0" w:line="320" w:lineRule="exact"/>
-      </w:pPr>
-      <w:r>
-        <w:t>_________________________________________________________________</w:t>
-      </w:r>
-    </w:p>
-    <w:p>
       <w:r>
         <w:br w:type="page"/>
       </w:r>
@@ -191,15 +134,7 @@
     </w:p>
     <w:p>
       <w:r>
-        <w:t>Name: __________________________  Group: ______</w:t>
-      </w:r>
-    </w:p>
-    <w:p>
-      <w:pPr>
-        <w:spacing w:after="0" w:line="320" w:lineRule="exact"/>
-      </w:pPr>
-      <w:r>
-        <w:t>_________________________________________________________________</w:t>
+        <w:t>Name: _______________________ Group: _____</w:t>
       </w:r>
     </w:p>
     <w:p>

--- a/frontend/templates/Revision-Unit-7-Evolve-6-Essay-A5.docx
+++ b/frontend/templates/Revision-Unit-7-Evolve-6-Essay-A5.docx
@@ -19,7 +19,7 @@
     </w:p>
     <w:p>
       <w:r>
-        <w:t>Choose ONE topic. Write about 250 words (recommended range: 225–275). Consider both perspectives, support your ideas with examples and give a reasoned conclusion. Use your own words. Do not use AI or copy task sentences or the reading preview. General or invented examples are welcome; personal disclosure is not required.</w:t>
+        <w:t>Choose ONE topic. Write about 250 words (recommended range: 225–275). Consider both perspectives, support your ideas with examples and give a reasoned conclusion. Use your own words. Do not use AI or copy task sentences or the reading preview. General or invented examples are welcome; personal disclosure is not required. Use vocabulary and grammar constructions studied in your group, naturally and appropriately.</w:t>
       </w:r>
     </w:p>
     <w:p>
